--- a/example_articles/countries/France/5.countries_France_Other_publisher.docx
+++ b/example_articles/countries/France/5.countries_France_Other_publisher.docx
@@ -27,17 +27,17 @@
     </w:p>
     <w:p>
       <w:r>
-        <w:t>Source File: Other publishers/Files (500) (26).DOCX</w:t>
+        <w:t>Source file: Other publishers/Files (500) (26).DOCX</w:t>
       </w:r>
     </w:p>
     <w:p>
       <w:r>
-        <w:t>Raw locations result: ['France']</w:t>
+        <w:t>Raw locations result, 'locations': ['France']</w:t>
       </w:r>
     </w:p>
     <w:p>
       <w:r>
-        <w:t>countries_stand_flat (Standardized): France</w:t>
+        <w:t>Standardized locations result, 'countries_stand_flat': France</w:t>
       </w:r>
     </w:p>
     <w:p>

--- a/example_articles/countries/France/5.countries_France_Other_publisher.docx
+++ b/example_articles/countries/France/5.countries_France_Other_publisher.docx
@@ -7,7 +7,7 @@
         <w:pStyle w:val="Heading1"/>
       </w:pPr>
       <w:r>
-        <w:t>Struggling Romania's seed of hope: Freedom // Optimism amid poverty</w:t>
+        <w:t>BRITISH HEAD TO FRANCE FOR DRINKS MERCHANTS TAPPING THE MARKET CREATED BY THE CHANNEL TUNNEL BREW A RIVALRY. OLD SUSPICIONS ARE RESURFACING.</w:t>
       </w:r>
     </w:p>
     <w:p>
@@ -17,17 +17,17 @@
     </w:p>
     <w:p>
       <w:r>
-        <w:t>Date: 1992-12-28</w:t>
+        <w:t>Date: 1994-05-06</w:t>
       </w:r>
     </w:p>
     <w:p>
       <w:r>
-        <w:t>Section: NEWS; Pg. 9A</w:t>
+        <w:t>Section: NATIONAL; Pg. A01</w:t>
       </w:r>
     </w:p>
     <w:p>
       <w:r>
-        <w:t>Source file: Other publishers/Files (500) (26).DOCX</w:t>
+        <w:t>Source file: Other publishers/Files (500) (30).DOCX</w:t>
       </w:r>
     </w:p>
     <w:p>
@@ -49,69 +49,73 @@
     </w:p>
     <w:p>
       <w:r>
-        <w:t>Three years after its bloody revolution, Romania is settling into an uncertain future.</w:t>
+        <w:t>The phone jangled. Dave West snatched it with his oversized paw, and mumbled hello without moving the lit butt that dangled on his lips. He stood there in the morning gloom, dwarfed by pallets of beer and wine. His massive German shepherds barely stirred; one snoozed on the scuffed tile floor, the other lounged on an old couch in the musty back room.</w:t>
         <w:br/>
-        <w:t>A stumbling economy has left the already poor nation coping with 130% annual inflation and unemployment nearing the 1 million mark, close to 10% of the work force.</w:t>
+        <w:t>You could tell who was on the line by the way he rolled his red-rimmed eyes: obviously a Frenchman looking for a deal on booze. In other words, the enemy. West scratched his stubble, indulged the guy's incomprehensible jabbering, and finally said, "Uh . . . Hold on . . . Vous parlez anglais?"</w:t>
         <w:br/>
-        <w:t>And this winter, middle- and working-class Romanians can expect days with little or no heat, hot water or electricity, and a constant struggle to find decent food.</w:t>
+        <w:t>He made a face, and hung up. "Huh," he grunted. "Didn't think so."</w:t>
         <w:br/>
-        <w:t>Underlying the physical poverty is a feeling of fear, fatalism and mistrust that lingers since the overthrow of Nicolae Ceausescu in December 1989.</w:t>
+        <w:t>Imagine - a Frenchman on French soil who didn't speak English.</w:t>
         <w:br/>
-        <w:t>But despite its massive problems, Romania is changing for the better in many ways. Those who grumble about the government and the economy do so loudly and in public, freely giving their names and opinions.</w:t>
+        <w:t>West doesn't have much time for such people. He is here to help his British "mates," the "booze cruisers" crossing the English Channel by the millions in search of brew at bargain prices, thanks to the lowered trade</w:t>
         <w:br/>
-        <w:t>Mom-and-pop operations abound, selling everything from American cigarettes and German coffee to Polish pantyhose and French sanitary napkins.</w:t>
+        <w:t>barriers of the new, open Europe.</w:t>
         <w:br/>
-        <w:t>Shops bulge with Western-made clothing not available just months ago.</w:t>
+        <w:t>He and five other enterprising Brits are here to compete with the local liquor traders, the latest twist to an Anglo-French rivalry that has raged in this port town, through war and peace, for the last 800 years.</w:t>
         <w:br/>
-        <w:t>Store windows along Bucharest's main thoroughfare, Balcescu Street, display microwave ovens, toasters, calculators and other electronic gadgets; a ''supermarket'' called Unic offers a wide variety of products.</w:t>
+        <w:t>Today, the old suspicions and the new rivalries are likely to be exacerbated: The Channel Tunnel will be officially opened.</w:t>
         <w:br/>
-        <w:t>''I would expect to see by the middle of the decade some profound change, and by the end of the decade some real transformation,'' says Thomas Butler, vice president and general manager of Chemical Bank's Bucharest branch.</w:t>
+        <w:t>The Queen of England will join French President Francois Mitterrand for a ceremonial ride through the $15 billion, 24-mile "Chunnel," which will provide the first land link between Britain and France since the Ice Age. Despite the pomp and ceremony, though, full service through the tunnel has been postponed until early next year.</w:t>
         <w:br/>
-        <w:t>Butler, who's lived in Bucharest almost four years, admits, ''I'm optimistic, because there are basic resources to develop an economy.'' Among them:</w:t>
+        <w:t>British visitors will surface just six miles east of Calais. Their impending arrival has produced mixed feelings among the locals and the booze merchants.</w:t>
         <w:br/>
-        <w:t>- Oil reserves, which allow Romania to produce 40% to 50% of its oil needs, and exploration by Western firms.</w:t>
+        <w:t>As one local trader said, in her broken English, "I think already we see enough of them coming here on the ferries, so many of them drunk. . . . But at least the tourists go home. We don't need them setting up stores also."</w:t>
         <w:br/>
-        <w:t>- Agriculture: Known as the ''breadbasket of Eastern Europe'' between the two world wars, Romania remains a fertile country.</w:t>
+        <w:t>West said, in his working-class Bob Hoskins voice: "You gotta understand the history of this place. We occupied this place for 200 years (1347 to 1558), and there is this deep-rooted fear of it re-happenin'. Not through violence this time. I mean through business.</w:t>
         <w:br/>
-        <w:t>- Homes are being built in the countryside now, and apartments in Bucharest are undergoing renovation, signs of ''pent-up demand (for housing),'' Butler says.</w:t>
+        <w:t>"See, you don't fight bloody wars no more. You use money to take possession. You use money to infiltrate yourselves."</w:t>
         <w:br/>
-        <w:t>But make no mistake: Life for the average Romanian remains hard. Street crime is on the rise, and side streets remain dark and forbidding at night, populated by rats and roaming dogs.</w:t>
+        <w:t>Or, in the words of Jerome Castledine, manager of another British booze warehouse in Calais, "You make your money, and you spread it around the region. Calais can get to the point where it is underpinned by British enterprise. This area could use a good dose of our capitalism."</w:t>
         <w:br/>
-        <w:t>The government, now in transition with the presidential re-election of former Communist Ion Iliescu, has slowed the pace of reform toward a market economy, but efforts nonetheless continue.</w:t>
+        <w:t>The battle over booze is a direct result of the move toward a united Europe. Under the Single Market, launched by the European Union in January 1993, there is no limit on the amount that can be hauled across borders duty- free, as long as the cache is for personal use. In practice, this has prompted Brits to pour across the channel by ferry, because the French have much lower taxes on their booze - 38 cents less on a pint of beer, $1.50 less on a bottle of wine.</w:t>
         <w:br/>
-        <w:t>Foreign Minister Teodore Melescanu says he's encouraged by the recent visit of Rep. Tom Lantos, D-Calif., who had singlehandedly blocked Romania from receiving most favored nation trade status, which provides lower tariff rates for its goods.</w:t>
+        <w:t>As a result, the British treasury is losing $1.5 million a day in tax revenue, and the British liquor trade says it has lost $1.5 billion in domestic sales since the Single Market opened. In 1993 alone, according to British brewers, personal imports from France amounted to 15 percent of all the beer consumed in British homes. And wine sales in Britain fell by 10 percent.</w:t>
         <w:br/>
-        <w:t>What Melescanu and other Romanian officials object to ''is the kind of image (Lantos) has of Romania, the kind of image which is two years behind the reality.''</w:t>
+        <w:t>So a few enterprising Brits have crossed the channel, to this port where the air smells of salt, fresh bread and industrial waste, to snatch a piece of the action - offering services in English, and taking English currency. Last week, even Sainsbury's, Britain's biggest booze retailer, opened a branch in Calais. Chairman David Sainsbury minced no words about the reasons:</w:t>
         <w:br/>
-        <w:t>Too many Western Europeans and Americans, he believes, see Romania as ''a country in which Communists are in power and bloody ethnic clashes in the streets are normal, where miners come here (Bucharest) and beat people - which may have been true two years ago - but not now.''</w:t>
+        <w:t>"We need to defend our business. . . . Cross-channel shopping is now a fact of life, and I do not see the government reducing domestic tax for many years yet."</w:t>
         <w:br/>
-        <w:t>A free press is one of Romania's early and clear accomplishments. Dozens of daily newspapers flourish, even if most fail to check facts as carefully as they should or maintain standards of fairness.</w:t>
+        <w:t>This explains the presence, in Calais, of a firm known as Beers Are Us. The forklifts are plastered with Union Jacks. The signs are in English, and so is the advice: "Bordeaux Blanc. A marvelous substitute for afternoon tea. Who cares what the neighbors say?"</w:t>
         <w:br/>
-        <w:t>But if most examples of iron-fisted dictatorship are gone, 45 years of living in fear have left an indelible mark.</w:t>
+        <w:t>One of the young imported workers, Shaun Alldus, with his square jaw and dangling earring, remarked, "I'd like to keep away from an us-versus-them scenario, because the barriers are down and there's a lot of work to be done. But I do think Brits prefer to deal with Brits.</w:t>
         <w:br/>
-        <w:t>Suspicion of one another took a turn for the worse ''in the 1980s, I think,'' said Viviana Andreescu, a sociologist with the Center for Urban and Regional Sociology in Bucharest.</w:t>
+        <w:t>"It's not just the language thing. I think it's . . . well . . . I don't want to say it's racism. It's Europhobia, actually. It's just that we've been an isolated island nation and there's suspicion of the continent. Of course, the French are suspicious of us, too. They've still got a lot of big hangups."</w:t>
         <w:br/>
-        <w:t>''When I was a child, people were more open, I think, without expecting something in return. But as the system became harder, suspicion spread. The whole mentality needs to be changed, but no one knows how to do it.''</w:t>
+        <w:t>Each day, Calaisians are reminded of their past tussles with the British. Outside the town hall, a statue by Rodin salutes the six citizens who offered their lives to King Edward III of England if he would spare the townsfolk and lift his siege. He did. But fresher memories still rankle; a Calais cop remembered a World War II incident: "There was a British bombing raid that</w:t>
         <w:br/>
-        <w:t>Financial troubles and fears of the future aside, however, there is growing optimism in Romania. The lives of most people seem clearly better. Land is being returned to its rightful owners, a fledgling commodities exchange just opened, and recent elections were open and fair, according to foreign observers.</w:t>
+        <w:t>went wrong in the war, and a lot of our people here were killed."</w:t>
         <w:br/>
-        <w:t>Salaries have risen to an average of 23,000 lei a month, about $ 53, up from a 2,000 lei average 10 years ago.</w:t>
+        <w:t>So, while the Chunnel draws the two peoples closer together, mutual suspicions may keep them apart. Bernard Cornille, a Calaisian who runs a small booze warehouse on a back street near the docks, has managed to lure the visiting Brits by posting a Union Jack outside. The ruse seems to work. He smiled, "I would like to think that this is a smart business decision."</w:t>
         <w:br/>
-        <w:t>Prices have soared even more, but people manage.</w:t>
+        <w:t>But he's not so sure about those Brits.</w:t>
         <w:br/>
-        <w:t>''I think people are slowly beginning to understand'' what a market economy means, says Misu Nigritoiu, the man in charge of Romania's economic transition.</w:t>
+        <w:t>They scrawl graffiti on his walls. They don't try to speak any French, even as a courtesy. And they will drink absolutely anything, with no allowances for quality.</w:t>
         <w:br/>
-        <w:t>''They realize we have to go forward, that this is the way to go,'' Nigritoiu adds. ''I think people are more optimistic now.''</w:t>
+        <w:t>"It is not so interesting for me if they buy this," he sniffs, gesturing dismissively at an eight-foot stack of cheap wine. "They will buy a lot of what is not interesting, and then it is back to the ferry boat. It is part of history that many British people don't like us. We are used to that. They don't know whether they want to be part of our Europe or not."</w:t>
         <w:br/>
-        <w:t xml:space="preserve"> </w:t>
+        <w:t>Alan Thompson, who runs a new warehouse called Champagne Charlie's, would agree with that. Based on what he's seen in Calais, he's not so sure about the French. He wants to stay open seven days a week, like a good free enterpriser, but the French have some socialist law about workers' rights. And besides, he said, there seems to be a lack of respect for civic order:</w:t>
         <w:br/>
-        <w:t>Contributing: Antonia Oprita in Bucharest</w:t>
+        <w:t>"There's an annual fair that sets up, every January, in one of the central squares," he said. "But this year the mayor said the fair would have to stay outside of town, because the square was being fixed up. So what happens? The fair people blocked all the roads. They set fire to car tires. They ripped up the pavement, and threw the stones into the street.</w:t>
         <w:br/>
+        <w:t>"And the mayor capitulated. Something like that would never happen in Britain. The police would say, 'This is the law, end of story.' And we would respect that. Here, it's, 'If we can't get our way, let's riot.' "</w:t>
         <w:br/>
-        <w:t>Notes</w:t>
+        <w:t>But, to the French, this is just part of their dynamism. It is the British, they complain, who are too stolid and unimaginative. Which brings Gerard Barron to the subject of the Channel Tunnel.</w:t>
         <w:br/>
+        <w:t>"The British still see the tunnel as just an engineering project," said Barron, an official at the Calais Chamber of Commerce. "They are not dreamers like us. They don't know how to dream of the future like we do. We dream about the tunnel. Our dream, in fact, is to change the British. We want the British to become more like normal Europeans. Mitterrand and the queen are coming to Calais to celebrate a dream."</w:t>
         <w:br/>
-        <w:t>WORLD CLOSE-UP; ROMANIA; See sidebar; 'I cry for Ceausescu'</w:t>
+        <w:t>"Hah!" barked Dave West, startling one of his dogs. "I'm not gonna be a nutter like the rest of 'em. How d'ya celebrate the openin' of a project which ain't finished? It's a mad hatter's tea party, is what it is. It can only be the nutty British and French, who never seem able to do things right together. The Brits are a nation apart, isn't they? The French too. Nuff said about it."</w:t>
+        <w:br/>
+        <w:t>He had to go. A new shipment of Stella Artois was due in. There was a lot more money to be made.</w:t>
         <w:br/>
         <w:br/>
         <w:t>Graphic</w:t>
@@ -119,11 +123,12 @@
         <w:br/>
         <w:t xml:space="preserve"> </w:t>
         <w:br/>
-        <w:t>GRAPHIC, color, USA TODAY (Map, Romania); PHOTO, color, Michel Auler, AP</w:t>
+        <w:t>MAP;</w:t>
         <w:br/>
-        <w:t xml:space="preserve"> </w:t>
         <w:br/>
-        <w:t>CUTLINE: AFTER THE REVOLUTION: The statue of Lenin in Bucharest is removed in March 1990. Life in Romania is changing for the better, but 45 years of dictatorship have left an indelible mark.</w:t>
+        <w:t>MAP (1)</w:t>
+        <w:br/>
+        <w:t>1. Calais, France (The Philadelphia Inquirer)</w:t>
       </w:r>
     </w:p>
     <w:sectPr>

--- a/example_articles/countries/France/5.countries_France_Other_publisher.docx
+++ b/example_articles/countries/France/5.countries_France_Other_publisher.docx
@@ -7,7 +7,7 @@
         <w:pStyle w:val="Heading1"/>
       </w:pPr>
       <w:r>
-        <w:t>BRITISH HEAD TO FRANCE FOR DRINKS MERCHANTS TAPPING THE MARKET CREATED BY THE CHANNEL TUNNEL BREW A RIVALRY. OLD SUSPICIONS ARE RESURFACING.</w:t>
+        <w:t>FRENCH SCHOOLS SHOW PITFALLS FOR U.S. COMMON CORE</w:t>
       </w:r>
     </w:p>
     <w:p>
@@ -17,17 +17,17 @@
     </w:p>
     <w:p>
       <w:r>
-        <w:t>Date: 1994-05-06</w:t>
+        <w:t>Date: 2013-06-20</w:t>
       </w:r>
     </w:p>
     <w:p>
       <w:r>
-        <w:t>Section: NATIONAL; Pg. A01</w:t>
+        <w:t>Section: EDITORIAL; Pg. A-8</w:t>
       </w:r>
     </w:p>
     <w:p>
       <w:r>
-        <w:t>Source file: Other publishers/Files (500) (30).DOCX</w:t>
+        <w:t>Source file: Other publishers/Files (500) (17).DOCX</w:t>
       </w:r>
     </w:p>
     <w:p>
@@ -49,86 +49,39 @@
     </w:p>
     <w:p>
       <w:r>
-        <w:t>The phone jangled. Dave West snatched it with his oversized paw, and mumbled hello without moving the lit butt that dangled on his lips. He stood there in the morning gloom, dwarfed by pallets of beer and wine. His massive German shepherds barely stirred; one snoozed on the scuffed tile floor, the other lounged on an old couch in the musty back room.</w:t>
+        <w:t>On Monday, tens of thousands of French 18-year-olds participated in a rite of passage for which they had been preparing all their lives: writing the philosophy essay that kicks off the gantlet of national high school-completion exams required to earn the baccalaureat.</w:t>
         <w:br/>
-        <w:t>You could tell who was on the line by the way he rolled his red-rimmed eyes: obviously a Frenchman looking for a deal on booze. In other words, the enemy. West scratched his stubble, indulged the guy's incomprehensible jabbering, and finally said, "Uh . . . Hold on . . . Vous parlez anglais?"</w:t>
+        <w:t>Nothing is easy about this first hurdle. Students are handed an abstract question and given four hours to write a reasoned analysis buttressed by philosophical quotes and cultural allusions. The 2013 themes included: "Is language only a tool?" and "What do we owe the state?" In subsequent days, students will face a battery of similarly difficult tests of their knowledge in other disciplines such as math, foreign languages and science.</w:t>
         <w:br/>
-        <w:t>He made a face, and hung up. "Huh," he grunted. "Didn't think so."</w:t>
+        <w:t>For better and for worse, France's rigorous national curriculum offers important lessons as the United States sets out to raise standards by introducing a Common Core program in 45 states and the District of Columbia by 2014.</w:t>
         <w:br/>
-        <w:t>Imagine - a Frenchman on French soil who didn't speak English.</w:t>
+        <w:t>Certainly, the brightest products of the French high-school system often have an impressive range of knowledge -- a structured, analytical approach that makes them appear wise beyond their years -- and are ranked among the best in the world for their command of math.</w:t>
         <w:br/>
-        <w:t>West doesn't have much time for such people. He is here to help his British "mates," the "booze cruisers" crossing the English Channel by the millions in search of brew at bargain prices, thanks to the lowered trade</w:t>
+        <w:t>Yet France's excellent standards also come at a human cost. Its education system is plagued by a high failure rate and worsens social inequality. About 20 percent of students struggle with basic reading, writing and math throughout their school years, according to recent government and international reports. A decade ago, that figure was 15 percent. The vast majority of those in difficulty come from poor or disadvantaged families.</w:t>
         <w:br/>
-        <w:t>barriers of the new, open Europe.</w:t>
+        <w:t>Most troubling, the proportion of students who complete high school is lower in France than in the U.S.; one-third drop out before getting to the baccalaureat, and most of these are working-class and first- or second-generation immigrant children. Comparative data compiled by the Organization for Economic Cooperation and Development's PISA program show that the socioeconomic background of schoolchildren is as much a determinant of their performance in France as it is in the U.S.</w:t>
         <w:br/>
-        <w:t>He and five other enterprising Brits are here to compete with the local liquor traders, the latest twist to an Anglo-French rivalry that has raged in this port town, through war and peace, for the last 800 years.</w:t>
+        <w:t>It is noteworthy that the best French schools are usually public, and free, and that U.S.-style private schools charging $30,000 or more a year simply don't exist. Yet the education system also produces a level of social discrimination that can seem Darwinian: Poor kids are likely to fail, while the rich are likely to succeed.</w:t>
         <w:br/>
-        <w:t>Today, the old suspicions and the new rivalries are likely to be exacerbated: The Channel Tunnel will be officially opened.</w:t>
+        <w:t>Why doesn't the system perform better? The French agonize over that question, and President Francois Hollande has made fixing schools a priority. Money isn't the issue: The national school system is the single-biggest item in the budget -- $60 billion a year, compared with $40 billion for defense. Still, Mr. Hollande's education minister, Vincent Peillon, has determined that 850,000 teachers aren't enough, and is proposing to hire 60,000 more.</w:t>
         <w:br/>
-        <w:t>The Queen of England will join French President Francois Mitterrand for a ceremonial ride through the $15 billion, 24-mile "Chunnel," which will provide the first land link between Britain and France since the Ice Age. Despite the pomp and ceremony, though, full service through the tunnel has been postponed until early next year.</w:t>
+        <w:t>The Cour des Comptes, the government accountability office, issued a report last month that torpedoed the logic of that proposal; there's no shortage of teachers, it said. The average class size for 15-year-olds in French schools is 26.9 pupils, slightly higher than the OECD average of 24.6 pupils, according to the report. The fault lies with the centralized national education administration, which is inflexible, costly and highly bureaucratic and offers little opportunity for mobility.</w:t>
         <w:br/>
-        <w:t>British visitors will surface just six miles east of Calais. Their impending arrival has produced mixed feelings among the locals and the booze merchants.</w:t>
+        <w:t>The most delicate issue in the national debate is over standards. A recurrent refrain among French conservatives is that the educational level has steadily declined, and that the "bac" is no longer as rigorous as it once was. Educational progressives vigorously contest that assertion. Whatever the truth, the dropout rate suggests that the academic demands are simply too high for most pupils.</w:t>
         <w:br/>
-        <w:t>As one local trader said, in her broken English, "I think already we see enough of them coming here on the ferries, so many of them drunk. . . . But at least the tourists go home. We don't need them setting up stores also."</w:t>
+        <w:t>Attempts to ease the requirements have had mixed results, and in some cases have hardened the social rigidities in the system. In the 1980s, two less academic, vocational qualifications -- "technologique" and "professionel" -- were created for school leavers. They are also called the baccalaureat, but don't have the same rigorous academic demands.</w:t>
         <w:br/>
-        <w:t>West said, in his working-class Bob Hoskins voice: "You gotta understand the history of this place. We occupied this place for 200 years (1347 to 1558), and there is this deep-rooted fear of it re-happenin'. Not through violence this time. I mean through business.</w:t>
+        <w:t>The "real" bac, the one with the philosophy paper, is taken by just one-third of pupils. The life-determining decision about who will be able to take the exam is made at the end of middle school. The 14- and 15-year-olds deemed not to have the intellectual wherewithal for higher education are shunted into the vocational high schools, often against their will.</w:t>
         <w:br/>
-        <w:t>"See, you don't fight bloody wars no more. You use money to take possession. You use money to infiltrate yourselves."</w:t>
+        <w:t>All in all, the high pressure and heavy-handed selectivity make for an unhappy atmosphere. PISA studies show that French students are among the most stressed.</w:t>
         <w:br/>
-        <w:t>Or, in the words of Jerome Castledine, manager of another British booze warehouse in Calais, "You make your money, and you spread it around the region. Calais can get to the point where it is underpinned by British enterprise. This area could use a good dose of our capitalism."</w:t>
-        <w:br/>
-        <w:t>The battle over booze is a direct result of the move toward a united Europe. Under the Single Market, launched by the European Union in January 1993, there is no limit on the amount that can be hauled across borders duty- free, as long as the cache is for personal use. In practice, this has prompted Brits to pour across the channel by ferry, because the French have much lower taxes on their booze - 38 cents less on a pint of beer, $1.50 less on a bottle of wine.</w:t>
-        <w:br/>
-        <w:t>As a result, the British treasury is losing $1.5 million a day in tax revenue, and the British liquor trade says it has lost $1.5 billion in domestic sales since the Single Market opened. In 1993 alone, according to British brewers, personal imports from France amounted to 15 percent of all the beer consumed in British homes. And wine sales in Britain fell by 10 percent.</w:t>
-        <w:br/>
-        <w:t>So a few enterprising Brits have crossed the channel, to this port where the air smells of salt, fresh bread and industrial waste, to snatch a piece of the action - offering services in English, and taking English currency. Last week, even Sainsbury's, Britain's biggest booze retailer, opened a branch in Calais. Chairman David Sainsbury minced no words about the reasons:</w:t>
-        <w:br/>
-        <w:t>"We need to defend our business. . . . Cross-channel shopping is now a fact of life, and I do not see the government reducing domestic tax for many years yet."</w:t>
-        <w:br/>
-        <w:t>This explains the presence, in Calais, of a firm known as Beers Are Us. The forklifts are plastered with Union Jacks. The signs are in English, and so is the advice: "Bordeaux Blanc. A marvelous substitute for afternoon tea. Who cares what the neighbors say?"</w:t>
-        <w:br/>
-        <w:t>One of the young imported workers, Shaun Alldus, with his square jaw and dangling earring, remarked, "I'd like to keep away from an us-versus-them scenario, because the barriers are down and there's a lot of work to be done. But I do think Brits prefer to deal with Brits.</w:t>
-        <w:br/>
-        <w:t>"It's not just the language thing. I think it's . . . well . . . I don't want to say it's racism. It's Europhobia, actually. It's just that we've been an isolated island nation and there's suspicion of the continent. Of course, the French are suspicious of us, too. They've still got a lot of big hangups."</w:t>
-        <w:br/>
-        <w:t>Each day, Calaisians are reminded of their past tussles with the British. Outside the town hall, a statue by Rodin salutes the six citizens who offered their lives to King Edward III of England if he would spare the townsfolk and lift his siege. He did. But fresher memories still rankle; a Calais cop remembered a World War II incident: "There was a British bombing raid that</w:t>
-        <w:br/>
-        <w:t>went wrong in the war, and a lot of our people here were killed."</w:t>
-        <w:br/>
-        <w:t>So, while the Chunnel draws the two peoples closer together, mutual suspicions may keep them apart. Bernard Cornille, a Calaisian who runs a small booze warehouse on a back street near the docks, has managed to lure the visiting Brits by posting a Union Jack outside. The ruse seems to work. He smiled, "I would like to think that this is a smart business decision."</w:t>
-        <w:br/>
-        <w:t>But he's not so sure about those Brits.</w:t>
-        <w:br/>
-        <w:t>They scrawl graffiti on his walls. They don't try to speak any French, even as a courtesy. And they will drink absolutely anything, with no allowances for quality.</w:t>
-        <w:br/>
-        <w:t>"It is not so interesting for me if they buy this," he sniffs, gesturing dismissively at an eight-foot stack of cheap wine. "They will buy a lot of what is not interesting, and then it is back to the ferry boat. It is part of history that many British people don't like us. We are used to that. They don't know whether they want to be part of our Europe or not."</w:t>
-        <w:br/>
-        <w:t>Alan Thompson, who runs a new warehouse called Champagne Charlie's, would agree with that. Based on what he's seen in Calais, he's not so sure about the French. He wants to stay open seven days a week, like a good free enterpriser, but the French have some socialist law about workers' rights. And besides, he said, there seems to be a lack of respect for civic order:</w:t>
-        <w:br/>
-        <w:t>"There's an annual fair that sets up, every January, in one of the central squares," he said. "But this year the mayor said the fair would have to stay outside of town, because the square was being fixed up. So what happens? The fair people blocked all the roads. They set fire to car tires. They ripped up the pavement, and threw the stones into the street.</w:t>
-        <w:br/>
-        <w:t>"And the mayor capitulated. Something like that would never happen in Britain. The police would say, 'This is the law, end of story.' And we would respect that. Here, it's, 'If we can't get our way, let's riot.' "</w:t>
-        <w:br/>
-        <w:t>But, to the French, this is just part of their dynamism. It is the British, they complain, who are too stolid and unimaginative. Which brings Gerard Barron to the subject of the Channel Tunnel.</w:t>
-        <w:br/>
-        <w:t>"The British still see the tunnel as just an engineering project," said Barron, an official at the Calais Chamber of Commerce. "They are not dreamers like us. They don't know how to dream of the future like we do. We dream about the tunnel. Our dream, in fact, is to change the British. We want the British to become more like normal Europeans. Mitterrand and the queen are coming to Calais to celebrate a dream."</w:t>
-        <w:br/>
-        <w:t>"Hah!" barked Dave West, startling one of his dogs. "I'm not gonna be a nutter like the rest of 'em. How d'ya celebrate the openin' of a project which ain't finished? It's a mad hatter's tea party, is what it is. It can only be the nutty British and French, who never seem able to do things right together. The Brits are a nation apart, isn't they? The French too. Nuff said about it."</w:t>
-        <w:br/>
-        <w:t>He had to go. A new shipment of Stella Artois was due in. There was a lot more money to be made.</w:t>
+        <w:t>How should the French experience inform the U.S. push for a Common Core? The first lesson is that national standards can be an effective way to improve the quality of education and to benefit students. Yet care must be taken to avoid standards that are too rigid or too ambitious and would worsen the race-class divide in education that has been a cause of concern in the U.S. since a 1983 national commission report warned of "a rising tide of mediocrity."</w:t>
         <w:br/>
         <w:br/>
-        <w:t>Graphic</w:t>
+        <w:t>Notes</w:t>
         <w:br/>
         <w:br/>
-        <w:t xml:space="preserve"> </w:t>
-        <w:br/>
-        <w:t>MAP;</w:t>
-        <w:br/>
-        <w:br/>
-        <w:t>MAP (1)</w:t>
-        <w:br/>
-        <w:t>1. Calais, France (The Philadelphia Inquirer)</w:t>
+        <w:t>Peter Gumbel is a Paris-based journalist. Distributed by Bloomberg News./</w:t>
       </w:r>
     </w:p>
     <w:sectPr>
